--- a/document_templates/russian_library/Исковые_заявления/Защита_чести_достоинства_и_деловой_репутации/шаблон_Исковое_заявление_об_оскорблении_чести_и_достоинства.docx
+++ b/document_templates/russian_library/Исковые_заявления/Защита_чести_достоинства_и_деловой_репутации/шаблон_Исковое_заявление_об_оскорблении_чести_и_достоинства.docx
@@ -13,15 +13,14 @@
           <w:lang w:val="en-US"/>
         </w:rPr>
       </w:pPr>
-      <w:proofErr w:type="gramStart"/>
-      <w:r>
-        <w:rPr>
-          <w:rFonts w:ascii="Times New Roman" w:hAnsi="Times New Roman" w:cs="Times New Roman"/>
-          <w:sz w:val="24"/>
-          <w:szCs w:val="24"/>
-          <w:lang w:val="en-US"/>
-        </w:rPr>
-        <w:t>{{ in_w_t_w_r_w_prooferr_w_type_gramend_w_r_w_rpr_w_rfonts_w_ascii_times_new_roman_w_hansi_times_new_roman_w_cs_times_new_roman_w_sz_w_val_24_w_szcs_w_val_24_w_lang_w_val_en_us_w_rpr_w_t_xml_space_preserve_court_name }}</w:t>
+      <w:r>
+        <w:rPr>
+          <w:rFonts w:ascii="Times New Roman" w:hAnsi="Times New Roman" w:cs="Times New Roman"/>
+          <w:sz w:val="24"/>
+          <w:szCs w:val="24"/>
+          <w:lang w:val="en-US"/>
+        </w:rPr>
+        <w:t>{{ in_court_name }}</w:t>
       </w:r>
     </w:p>
     <w:p>
@@ -40,7 +39,7 @@
           <w:sz w:val="24"/>
           <w:szCs w:val="24"/>
         </w:rPr>
-        <w:t xml:space="preserve">{{ w_t_w_r_w_r_w_rpr_w_rfonts_w_ascii_times_new_roman_w_hansi_times_new_roman_w_cs_times_new_roman_w_sz_w_val_24_w_szcs_w_val_24_w_lang_w_val_en_us_w_rpr_w_t_court_w_t_w_r_w_r_w_rsidrpr_00191566_w_rpr_w_rfonts_w_ascii_times_new_roman_w_hansi_times_new_roman_w_cs_times_new_roman_w_sz_w_val_24_w_szcs_w_val_24_w_rpr_w_t_xml_space_preserve_w_t_w_r_w_r_w_rpr_w_rfonts_w_ascii_times_new_roman_w_hansi_times_new_roman_w_cs_times_new_roman_w_sz_w_val_24_w_szcs_w_val_24_w_lang_w_val_en_us_w_rpr_w_t_address_w_t_w_r_w_r_w_rsidrpr_00191566_w_rpr_w_rfonts_w_ascii_times_new_roman_w_hansi_times_new_roman_w_cs_times_new_roman_w_sz_w_val_24_w_szcs_w_val_24_w_rpr_w_t_xml_space_preserve }}</w:t>
+        <w:t xml:space="preserve">{{ court_address }}</w:t>
       </w:r>
     </w:p>
     <w:p>
@@ -131,7 +130,7 @@
           <w:szCs w:val="24"/>
           <w:lang w:val="en-US"/>
         </w:rPr>
-        <w:t xml:space="preserve">: {{ w_t_w_r_w_r_w_rpr_w_rfonts_w_ascii_times_new_roman_w_hansi_times_new_roman_w_cs_times_new_roman_w_sz_w_val_24_w_szcs_w_val_24_w_lang_w_val_en_us_w_rpr_w_t_plaintiff_registration_address }}</w:t>
+        <w:t xml:space="preserve">: {{ plaintiff_registration_address }}</w:t>
       </w:r>
     </w:p>
     <w:p>
@@ -166,7 +165,7 @@
           <w:sz w:val="24"/>
           <w:szCs w:val="24"/>
         </w:rPr>
-        <w:t xml:space="preserve">{{ w_t_w_r_w_r_w_rsidr_00191566_w_rpr_w_rfonts_w_ascii_times_new_roman_w_hansi_times_new_roman_w_cs_times_new_roman_w_sz_w_val_24_w_szcs_w_val_24_w_lang_w_val_en_us_w_rpr_w_t_defendant_w_t_w_r_w_r_w_rsidr_00191566_w_rsidrpr_00191566_w_rpr_w_rfonts_w_ascii_times_new_roman_w_hansi_times_new_roman_w_cs_times_new_roman_w_sz_w_val_24_w_szcs_w_val_24_w_rpr_w_t_xml_space_preserve }}</w:t>
+        <w:t xml:space="preserve">{{ defendant }}</w:t>
       </w:r>
     </w:p>
     <w:p>
@@ -340,15 +339,14 @@
         </w:rPr>
         <w:t xml:space="preserve">. </w:t>
       </w:r>
-      <w:proofErr w:type="gramStart"/>
-      <w:r>
-        <w:rPr>
-          <w:rFonts w:ascii="Times New Roman" w:hAnsi="Times New Roman" w:cs="Times New Roman"/>
-          <w:sz w:val="24"/>
-          <w:szCs w:val="24"/>
-          <w:lang w:val="en-US"/>
-        </w:rPr>
-        <w:t>{{ episode_w_t_w_r_w_prooferr_w_type_gramend_w_r_w_rsidr_00191566_w_rpr_w_rfonts_w_ascii_times_new_roman_w_hansi_times_new_roman_w_cs_times_new_roman_w_sz_w_val_24_w_szcs_w_val_24_w_lang_w_val_en_us_w_rpr_w_t_xml_space_preserve_details }}</w:t>
+      <w:r>
+        <w:rPr>
+          <w:rFonts w:ascii="Times New Roman" w:hAnsi="Times New Roman" w:cs="Times New Roman"/>
+          <w:sz w:val="24"/>
+          <w:szCs w:val="24"/>
+          <w:lang w:val="en-US"/>
+        </w:rPr>
+        <w:t>{{ episode_details }}</w:t>
       </w:r>
       <w:r>
         <w:rPr>
@@ -427,7 +425,7 @@
           <w:sz w:val="24"/>
           <w:szCs w:val="24"/>
         </w:rPr>
-        <w:t xml:space="preserve">{{ w_t_w_r_w_r_w_rsidr_00191566_w_rpr_w_rfonts_w_ascii_times_new_roman_w_hansi_times_new_roman_w_cs_times_new_roman_w_sz_w_val_24_w_szcs_w_val_24_w_lang_w_val_en_us_w_rpr_w_t_defendant_w_t_w_r_w_r_w_rsidr_00191566_w_rsidrpr_00191566_w_rpr_w_rfonts_w_ascii_times_new_roman_w_hansi_times_new_roman_w_cs_times_new_roman_w_sz_w_val_24_w_szcs_w_val_24_w_rpr_w_t_xml_space_preserve_w_t_w_r_w_r_w_rsidr_00191566_w_rpr_w_rfonts_w_ascii_times_new_roman_w_hansi_times_new_roman_w_cs_times_new_roman_w_sz_w_val_24_w_szcs_w_val_24_w_lang_w_val_en_us_w_rpr_w_t_rod_w_t_w_r_w_r_w_rsidr_00191566_w_rsidrpr_00191566_w_rpr_w_rfonts_w_ascii_times_new_roman_w_hansi_times_new_roman_w_cs_times_new_roman_w_sz_w_val_24_w_szcs_w_val_24_w_rpr_w_t_xml_space_preserve }}</w:t>
+        <w:t xml:space="preserve">{{ defendant_rod }}</w:t>
       </w:r>
       <w:r>
         <w:rPr>
@@ -443,7 +441,7 @@
           <w:sz w:val="24"/>
           <w:szCs w:val="24"/>
         </w:rPr>
-        <w:t xml:space="preserve">{{ w_t_w_r_w_r_w_rsidr_00191566_w_rpr_w_rfonts_w_ascii_times_new_roman_w_hansi_times_new_roman_w_cs_times_new_roman_w_sz_w_val_24_w_szcs_w_val_24_w_lang_w_val_en_us_w_rpr_w_t_amount_w_t_w_r_w_r_w_rsidr_00191566_w_rsidrpr_00191566_w_rpr_w_rfonts_w_ascii_times_new_roman_w_hansi_times_new_roman_w_cs_times_new_roman_w_sz_w_val_24_w_szcs_w_val_24_w_rpr_w_t_xml_space_preserve_w_t_w_r_w_r_w_rsidr_00191566_w_rpr_w_rfonts_w_ascii_times_new_roman_w_hansi_times_new_roman_w_cs_times_new_roman_w_sz_w_val_24_w_szcs_w_val_24_w_lang_w_val_en_us_w_rpr_w_t_of_w_t_w_r_w_r_w_rsidr_00191566_w_rsidrpr_00191566_w_rpr_w_rfonts_w_ascii_times_new_roman_w_hansi_times_new_roman_w_cs_times_new_roman_w_sz_w_val_24_w_szcs_w_val_24_w_rpr_w_t_xml_space_preserve_w_t_w_r_w_r_w_rsidr_00191566_w_rpr_w_rfonts_w_ascii_times_new_roman_w_hansi_times_new_roman_w_cs_times_new_roman_w_sz_w_val_24_w_szcs_w_val_24_w_lang_w_val_en_us_w_rpr_w_t_recovery_w_t_w_r_w_r_w_rsidr_00191566_w_rsidrpr_00191566_w_rpr_w_rfonts_w_ascii_times_new_roman_w_hansi_times_new_roman_w_cs_times_new_roman_w_sz_w_val_24_w_szcs_w_val_24_w_rpr_w_t_xml_space_preserve }}</w:t>
+        <w:t xml:space="preserve">{{ amount_of_recovery }}</w:t>
       </w:r>
       <w:r>
         <w:rPr>
@@ -465,15 +463,14 @@
           <w:lang w:val="en-US"/>
         </w:rPr>
       </w:pPr>
-      <w:proofErr w:type="gramStart"/>
-      <w:r>
-        <w:rPr>
-          <w:rFonts w:ascii="Times New Roman" w:hAnsi="Times New Roman" w:cs="Times New Roman"/>
-          <w:sz w:val="24"/>
-          <w:szCs w:val="24"/>
-          <w:lang w:val="en-US"/>
-        </w:rPr>
-        <w:t>{{ plaintiff_w_t_w_r_w_prooferr_w_type_gramend_w_r_w_rpr_w_rfonts_w_ascii_times_new_roman_w_hansi_times_new_roman_w_cs_times_new_roman_w_sz_w_val_24_w_szcs_w_val_24_w_lang_w_val_en_us_w_rpr_w_t_xml_space_preserve }} </w:t>
+      <w:r>
+        <w:rPr>
+          <w:rFonts w:ascii="Times New Roman" w:hAnsi="Times New Roman" w:cs="Times New Roman"/>
+          <w:sz w:val="24"/>
+          <w:szCs w:val="24"/>
+          <w:lang w:val="en-US"/>
+        </w:rPr>
+        <w:t>{{ plaintiff }} </w:t>
       </w:r>
       <w:r>
         <w:rPr>
